--- a/tests/fixtures/markdown/html-converted-template.docx
+++ b/tests/fixtures/markdown/html-converted-template.docx
@@ -63,7 +63,7 @@
           <w:sz w:val="20"/>
           <w:szCs w:val="20"/>
         </w:rPr>
-        <w:t xml:space="preserve">Unstyled sample text one.</w:t>
+        <w:t xml:space="preserve">Unstyled sample text one, long enough to read as the prose of the advice.</w:t>
       </w:r>
     </w:p>
     <w:p>
@@ -74,7 +74,7 @@
           <w:sz w:val="20"/>
           <w:szCs w:val="20"/>
         </w:rPr>
-        <w:t xml:space="preserve">Unstyled sample text two.</w:t>
+        <w:t xml:space="preserve">Unstyled sample text two, long enough to read as the prose of the advice.</w:t>
       </w:r>
     </w:p>
     <w:p>
@@ -85,7 +85,7 @@
           <w:sz w:val="20"/>
           <w:szCs w:val="20"/>
         </w:rPr>
-        <w:t xml:space="preserve">Unstyled sample text three.</w:t>
+        <w:t xml:space="preserve">Unstyled sample text three, long enough to read as the prose of the advice.</w:t>
       </w:r>
     </w:p>
     <w:p>
